--- a/lectures/8월 21일 종합 (마이크론 150%, Dudley 반론, 금리).docx
+++ b/lectures/8월 21일 종합 (마이크론 150%, Dudley 반론, 금리).docx
@@ -4457,7 +4457,7 @@
           <w:color w:val="1A1A1A"/>
           <w:sz w:val="22"/>
         </w:rPr>
-        <w:t xml:space="preserve">8월 1~20일  </w:t>
+        <w:t xml:space="preserve">8월 1~20일 — </w:t>
       </w:r>
       <w:r>
         <w:rPr>
@@ -4493,7 +4493,7 @@
           <w:color w:val="1A1A1A"/>
           <w:sz w:val="22"/>
         </w:rPr>
-        <w:t xml:space="preserve">Meta DDR4+CXL  </w:t>
+        <w:t xml:space="preserve">Meta DDR4+CXL — </w:t>
       </w:r>
       <w:r>
         <w:rPr>
@@ -4529,7 +4529,7 @@
           <w:color w:val="1A1A1A"/>
           <w:sz w:val="22"/>
         </w:rPr>
-        <w:t xml:space="preserve">마이크론 환원  </w:t>
+        <w:t xml:space="preserve">마이크론 환원 — </w:t>
       </w:r>
       <w:r>
         <w:rPr>
@@ -4565,7 +4565,7 @@
           <w:color w:val="1A1A1A"/>
           <w:sz w:val="22"/>
         </w:rPr>
-        <w:t xml:space="preserve">마이크론 연구소  </w:t>
+        <w:t xml:space="preserve">마이크론 연구소 — </w:t>
       </w:r>
       <w:r>
         <w:rPr>
